--- a/weekly/20260704-20260711.docx
+++ b/weekly/20260704-20260711.docx
@@ -29,7 +29,10 @@
           <w:b/>
           <w:sz w:val="22"/>
         </w:rPr>
-        <w:t>山东淄博] 电梯安装坍塌事故致1死2伤，调查报告公布**</w:t>
+        <w:t>[重大事故]</w:t>
+      </w:r>
+      <w:r>
+        <w:t xml:space="preserve"> 山东淄博“6·28”电梯安装坍塌事故调查报告公布，1死2伤</w:t>
       </w:r>
     </w:p>
     <w:p>
@@ -53,7 +56,7 @@
           <w:color w:val="666666"/>
           <w:sz w:val="20"/>
         </w:rPr>
-        <w:t>核心要点：行业安装环节安全警钟再响，施工管理须严查</w:t>
+        <w:t>核心要点：安装环节安全管控失效，警示施工资质与现场管理必须从严。</w:t>
       </w:r>
     </w:p>
     <w:p>
@@ -100,7 +103,10 @@
           <w:b/>
           <w:sz w:val="22"/>
         </w:rPr>
-        <w:t>湖北武汉] 青山区“7·23”一般机械伤害事故调查报告发布**</w:t>
+        <w:t>[重大事故]</w:t>
+      </w:r>
+      <w:r>
+        <w:t xml:space="preserve"> 武汉青山“7·23”一般机械伤害事故调查报告发布</w:t>
       </w:r>
     </w:p>
     <w:p>
@@ -124,7 +130,7 @@
           <w:color w:val="666666"/>
           <w:sz w:val="20"/>
         </w:rPr>
-        <w:t>核心要点：维保作业机械伤害风险需重点关注</w:t>
+        <w:t>核心要点：维保或操作过程中机械伤害致死，需强化作业安全规程。</w:t>
       </w:r>
     </w:p>
     <w:p>
@@ -171,7 +177,10 @@
           <w:b/>
           <w:sz w:val="22"/>
         </w:rPr>
-        <w:t>黑龙江] 2025年特种设备安全状况通告：全年未发生较大及以上事故**</w:t>
+        <w:t>[集中困人]</w:t>
+      </w:r>
+      <w:r>
+        <w:t xml:space="preserve"> 四川天府新区37部奥的斯电梯因操作失误集体停运，市监局约谈涉事企业</w:t>
       </w:r>
     </w:p>
     <w:p>
@@ -183,7 +192,7 @@
           <w:color w:val="666666"/>
           <w:sz w:val="20"/>
         </w:rPr>
-        <w:t>重要性：★★★★★</w:t>
+        <w:t>重要性：★★★★☆</w:t>
       </w:r>
     </w:p>
     <w:p>
@@ -195,7 +204,7 @@
           <w:color w:val="666666"/>
           <w:sz w:val="20"/>
         </w:rPr>
-        <w:t>核心要点：行业安全形势总体平稳，但零星事故仍需警惕</w:t>
+        <w:t>核心要点：一次违规操作导致大面积停梯，暴露出维保人员技能与应急管理漏洞。</w:t>
       </w:r>
     </w:p>
     <w:p>
@@ -230,7 +239,7 @@
           <w:color w:val="666666"/>
           <w:sz w:val="20"/>
         </w:rPr>
-        <w:t>日期：07-06</w:t>
+        <w:t>日期：07-08</w:t>
       </w:r>
     </w:p>
     <w:p>
@@ -242,7 +251,10 @@
           <w:b/>
           <w:sz w:val="22"/>
         </w:rPr>
-        <w:t>四川天府新区] 操作失误致37部奥的斯电梯集体停运，市监局约谈企业**</w:t>
+        <w:t>[监管通报]</w:t>
+      </w:r>
+      <w:r>
+        <w:t xml:space="preserve"> 黑龙江发布2025年特种设备安全状况，全年未发生较大及以上事故</w:t>
       </w:r>
     </w:p>
     <w:p>
@@ -254,7 +266,7 @@
           <w:color w:val="666666"/>
           <w:sz w:val="20"/>
         </w:rPr>
-        <w:t>重要性：★★★★☆</w:t>
+        <w:t>重要性：★★★★★</w:t>
       </w:r>
     </w:p>
     <w:p>
@@ -266,7 +278,7 @@
           <w:color w:val="666666"/>
           <w:sz w:val="20"/>
         </w:rPr>
-        <w:t>核心要点：集中停梯影响大，维保操作规范与应急响应需强化</w:t>
+        <w:t>核心要点：省级安全数据发布，为行业安全形势研判提供参考。</w:t>
       </w:r>
     </w:p>
     <w:p>
@@ -301,7 +313,7 @@
           <w:color w:val="666666"/>
           <w:sz w:val="20"/>
         </w:rPr>
-        <w:t>日期：07-08</w:t>
+        <w:t>日期：07-06</w:t>
       </w:r>
     </w:p>
     <w:p>
@@ -313,7 +325,10 @@
           <w:b/>
           <w:sz w:val="22"/>
         </w:rPr>
-        <w:t>贵州贵阳] 云岩区完成电梯应急标识全面焕新，统一启用“96533”热线**</w:t>
+        <w:t>[夏季风险]</w:t>
+      </w:r>
+      <w:r>
+        <w:t xml:space="preserve"> 多地发布高温、台风天气特种设备安全提示，强调电梯“防暑”与防汛</w:t>
       </w:r>
     </w:p>
     <w:p>
@@ -337,7 +352,7 @@
           <w:color w:val="666666"/>
           <w:sz w:val="20"/>
         </w:rPr>
-        <w:t>核心要点：省级救援热线统一，提升困人救援效率与标准化水平</w:t>
+        <w:t>核心要点：极端天气致电梯故障高发，物业与维保需加强机房门窗、底坑排水及应急值守。</w:t>
       </w:r>
     </w:p>
     <w:p>
@@ -352,6 +367,98 @@
         <w:t>来源：</w:t>
       </w:r>
       <w:hyperlink r:id="rId13">
+        <w:r>
+          <w:rPr>
+            <w:rFonts w:ascii="Microsoft YaHei" w:eastAsia="Microsoft YaHei"/>
+            <w:sz w:val="20"/>
+            <w:color w:val="0563C1"/>
+            <w:u w:val="single"/>
+          </w:rPr>
+          <w:t>新电梯网</w:t>
+        </w:r>
+      </w:hyperlink>
+      <w:r>
+        <w:rPr>
+          <w:color w:val="666666"/>
+          <w:sz w:val="20"/>
+        </w:rPr>
+        <w:t>、</w:t>
+      </w:r>
+      <w:hyperlink r:id="rId14">
+        <w:r>
+          <w:rPr>
+            <w:rFonts w:ascii="Microsoft YaHei" w:eastAsia="Microsoft YaHei"/>
+            <w:sz w:val="20"/>
+            <w:color w:val="0563C1"/>
+            <w:u w:val="single"/>
+          </w:rPr>
+          <w:t>新电梯网</w:t>
+        </w:r>
+      </w:hyperlink>
+    </w:p>
+    <w:p>
+      <w:pPr>
+        <w:ind w:left="720"/>
+      </w:pPr>
+      <w:r>
+        <w:rPr>
+          <w:color w:val="666666"/>
+          <w:sz w:val="20"/>
+        </w:rPr>
+        <w:t>日期：07-10</w:t>
+      </w:r>
+    </w:p>
+    <w:p>
+      <w:pPr>
+        <w:pStyle w:val="ListBullet"/>
+      </w:pPr>
+      <w:r>
+        <w:rPr>
+          <w:b/>
+          <w:sz w:val="22"/>
+        </w:rPr>
+        <w:t>[应急标识]</w:t>
+      </w:r>
+      <w:r>
+        <w:t xml:space="preserve"> 贵阳云岩区完成电梯应急标识焕新，统一启用“96533”热线</w:t>
+      </w:r>
+    </w:p>
+    <w:p>
+      <w:pPr>
+        <w:ind w:left="720"/>
+      </w:pPr>
+      <w:r>
+        <w:rPr>
+          <w:color w:val="666666"/>
+          <w:sz w:val="20"/>
+        </w:rPr>
+        <w:t>重要性：★★★★☆</w:t>
+      </w:r>
+    </w:p>
+    <w:p>
+      <w:pPr>
+        <w:ind w:left="720"/>
+      </w:pPr>
+      <w:r>
+        <w:rPr>
+          <w:color w:val="666666"/>
+          <w:sz w:val="20"/>
+        </w:rPr>
+        <w:t>核心要点：全省统一应急救援号码落地，提升困人救援响应效率。</w:t>
+      </w:r>
+    </w:p>
+    <w:p>
+      <w:pPr>
+        <w:ind w:left="720"/>
+      </w:pPr>
+      <w:r>
+        <w:rPr>
+          <w:color w:val="666666"/>
+          <w:sz w:val="20"/>
+        </w:rPr>
+        <w:t>来源：</w:t>
+      </w:r>
+      <w:hyperlink r:id="rId15">
         <w:r>
           <w:rPr>
             <w:rFonts w:ascii="Microsoft YaHei" w:eastAsia="Microsoft YaHei"/>
@@ -384,7 +491,10 @@
           <w:b/>
           <w:sz w:val="22"/>
         </w:rPr>
-        <w:t>哈尔滨] 老旧电梯急速下降困人16分钟，物业已申请更新改造**</w:t>
+        <w:t>[典型故障]</w:t>
+      </w:r>
+      <w:r>
+        <w:t xml:space="preserve"> 哈尔滨一老旧电梯急速下降困人16分钟，物业已申请更新</w:t>
       </w:r>
     </w:p>
     <w:p>
@@ -408,7 +518,7 @@
           <w:color w:val="666666"/>
           <w:sz w:val="20"/>
         </w:rPr>
-        <w:t>核心要点：老旧电梯安全隐患直接威胁乘梯安全，凸显更新紧迫性</w:t>
+        <w:t>核心要点：老旧电梯“溜梯”困人风险突出，加速更新改造迫在眉睫。</w:t>
       </w:r>
     </w:p>
     <w:p>
@@ -422,7 +532,7 @@
         </w:rPr>
         <w:t>来源：</w:t>
       </w:r>
-      <w:hyperlink r:id="rId14">
+      <w:hyperlink r:id="rId16">
         <w:r>
           <w:rPr>
             <w:rFonts w:ascii="Microsoft YaHei" w:eastAsia="Microsoft YaHei"/>
@@ -448,6 +558,14 @@
     </w:p>
     <w:p>
       <w:pPr>
+        <w:pStyle w:val="Heading2"/>
+      </w:pPr>
+      <w:r>
+        <w:t>📋 政策标准</w:t>
+      </w:r>
+    </w:p>
+    <w:p>
+      <w:pPr>
         <w:pStyle w:val="ListBullet"/>
       </w:pPr>
       <w:r>
@@ -455,7 +573,10 @@
           <w:b/>
           <w:sz w:val="22"/>
         </w:rPr>
-        <w:t>上海/多地] 夏季高温及台风天气特种设备安全提示发布**</w:t>
+        <w:t>[新规实施]</w:t>
+      </w:r>
+      <w:r>
+        <w:t xml:space="preserve"> 市场监管总局发文，明确《特种设备使用管理规则》(TSG 08—2026) 实施若干问题</w:t>
       </w:r>
     </w:p>
     <w:p>
@@ -479,104 +600,7 @@
           <w:color w:val="666666"/>
           <w:sz w:val="20"/>
         </w:rPr>
-        <w:t>核心要点：极端天气下电梯故障率上升，需落实防水防潮防高温措施</w:t>
-      </w:r>
-    </w:p>
-    <w:p>
-      <w:pPr>
-        <w:ind w:left="720"/>
-      </w:pPr>
-      <w:r>
-        <w:rPr>
-          <w:color w:val="666666"/>
-          <w:sz w:val="20"/>
-        </w:rPr>
-        <w:t>来源：</w:t>
-      </w:r>
-      <w:hyperlink r:id="rId15">
-        <w:r>
-          <w:rPr>
-            <w:rFonts w:ascii="Microsoft YaHei" w:eastAsia="Microsoft YaHei"/>
-            <w:sz w:val="20"/>
-            <w:color w:val="0563C1"/>
-            <w:u w:val="single"/>
-          </w:rPr>
-          <w:t>新电梯网</w:t>
-        </w:r>
-      </w:hyperlink>
-      <w:r>
-        <w:rPr>
-          <w:color w:val="666666"/>
-          <w:sz w:val="20"/>
-        </w:rPr>
-        <w:t xml:space="preserve"> / </w:t>
-      </w:r>
-      <w:hyperlink r:id="rId16">
-        <w:r>
-          <w:rPr>
-            <w:rFonts w:ascii="Microsoft YaHei" w:eastAsia="Microsoft YaHei"/>
-            <w:sz w:val="20"/>
-            <w:color w:val="0563C1"/>
-            <w:u w:val="single"/>
-          </w:rPr>
-          <w:t>新电梯网</w:t>
-        </w:r>
-      </w:hyperlink>
-    </w:p>
-    <w:p>
-      <w:pPr>
-        <w:ind w:left="720"/>
-      </w:pPr>
-      <w:r>
-        <w:rPr>
-          <w:color w:val="666666"/>
-          <w:sz w:val="20"/>
-        </w:rPr>
-        <w:t>日期：07-10</w:t>
-      </w:r>
-    </w:p>
-    <w:p>
-      <w:pPr>
-        <w:pStyle w:val="Heading2"/>
-      </w:pPr>
-      <w:r>
-        <w:t>📋 政策标准</w:t>
-      </w:r>
-    </w:p>
-    <w:p>
-      <w:pPr>
-        <w:pStyle w:val="ListBullet"/>
-      </w:pPr>
-      <w:r>
-        <w:rPr>
-          <w:b/>
-          <w:sz w:val="22"/>
-        </w:rPr>
-        <w:t>全国] 市场监管总局发文，明确《特种设备使用管理规则》（TSG 08—2026）实施细节**</w:t>
-      </w:r>
-    </w:p>
-    <w:p>
-      <w:pPr>
-        <w:ind w:left="720"/>
-      </w:pPr>
-      <w:r>
-        <w:rPr>
-          <w:color w:val="666666"/>
-          <w:sz w:val="20"/>
-        </w:rPr>
-        <w:t>重要性：★★★★★</w:t>
-      </w:r>
-    </w:p>
-    <w:p>
-      <w:pPr>
-        <w:ind w:left="720"/>
-      </w:pPr>
-      <w:r>
-        <w:rPr>
-          <w:color w:val="666666"/>
-          <w:sz w:val="20"/>
-        </w:rPr>
-        <w:t>核心要点：新规落地执行，使用单位管理责任与合规要求更明确</w:t>
+        <w:t>核心要点：新规已施行，使用单位、维保单位需对照调整安全管理制度与记录。</w:t>
       </w:r>
     </w:p>
     <w:p>
@@ -623,7 +647,10 @@
           <w:b/>
           <w:sz w:val="22"/>
         </w:rPr>
-        <w:t>安徽广德] 未取得改造许可擅自改站，电梯公司被罚2万余元**</w:t>
+        <w:t>[执法案例]</w:t>
+      </w:r>
+      <w:r>
+        <w:t xml:space="preserve"> 安徽广德一工程公司无资质擅自改造电梯，被罚2万余元</w:t>
       </w:r>
     </w:p>
     <w:p>
@@ -635,7 +662,7 @@
           <w:color w:val="666666"/>
           <w:sz w:val="20"/>
         </w:rPr>
-        <w:t>重要性：★★★★★</w:t>
+        <w:t>重要性：★★★★☆</w:t>
       </w:r>
     </w:p>
     <w:p>
@@ -647,7 +674,7 @@
           <w:color w:val="666666"/>
           <w:sz w:val="20"/>
         </w:rPr>
-        <w:t>核心要点：改造施工资质监管趋严，无证改造将面临高额处罚</w:t>
+        <w:t>核心要点：未取得改造许可即施工、未告知、未检验，属严重违规，警示行业底线。</w:t>
       </w:r>
     </w:p>
     <w:p>
@@ -702,7 +729,10 @@
           <w:b/>
           <w:sz w:val="22"/>
         </w:rPr>
-        <w:t>全国] 今年2000亿元超长期特别国债支持“两新”资金已全部下达**</w:t>
+        <w:t>[资金落地]</w:t>
+      </w:r>
+      <w:r>
+        <w:t xml:space="preserve"> 2026年2000亿元超长期特别国债支持“两新”设备更新资金已全部下达</w:t>
       </w:r>
     </w:p>
     <w:p>
@@ -726,7 +756,7 @@
           <w:color w:val="666666"/>
           <w:sz w:val="20"/>
         </w:rPr>
-        <w:t>核心要点：老旧电梯更新获重点资金支持，市场机会明确</w:t>
+        <w:t>核心要点：老旧电梯更新改造获国家级资金保障，各地项目申报与实施进入加速期。</w:t>
       </w:r>
     </w:p>
     <w:p>
@@ -773,7 +803,10 @@
           <w:b/>
           <w:sz w:val="22"/>
         </w:rPr>
-        <w:t>江苏镇江] 京口区143台老旧电梯更新任务全部完成**</w:t>
+        <w:t>[地方推进]</w:t>
+      </w:r>
+      <w:r>
+        <w:t xml:space="preserve"> 江苏镇江京口区、泰州姜堰区、山东滕州等多地老旧电梯更新项目完工或推进</w:t>
       </w:r>
     </w:p>
     <w:p>
@@ -797,7 +830,7 @@
           <w:color w:val="666666"/>
           <w:sz w:val="20"/>
         </w:rPr>
-        <w:t>核心要点：区域性批量更新项目顺利交付，提供可复制经验</w:t>
+        <w:t>核心要点：国债资金支持下，各地更新项目批量落地，惠及数万户居民，形成可复制经验。</w:t>
       </w:r>
     </w:p>
     <w:p>
@@ -822,6 +855,42 @@
           <w:t>新电梯网</w:t>
         </w:r>
       </w:hyperlink>
+      <w:r>
+        <w:rPr>
+          <w:color w:val="666666"/>
+          <w:sz w:val="20"/>
+        </w:rPr>
+        <w:t>、</w:t>
+      </w:r>
+      <w:hyperlink r:id="rId21">
+        <w:r>
+          <w:rPr>
+            <w:rFonts w:ascii="Microsoft YaHei" w:eastAsia="Microsoft YaHei"/>
+            <w:sz w:val="20"/>
+            <w:color w:val="0563C1"/>
+            <w:u w:val="single"/>
+          </w:rPr>
+          <w:t>新电梯网</w:t>
+        </w:r>
+      </w:hyperlink>
+      <w:r>
+        <w:rPr>
+          <w:color w:val="666666"/>
+          <w:sz w:val="20"/>
+        </w:rPr>
+        <w:t>、</w:t>
+      </w:r>
+      <w:hyperlink r:id="rId22">
+        <w:r>
+          <w:rPr>
+            <w:rFonts w:ascii="Microsoft YaHei" w:eastAsia="Microsoft YaHei"/>
+            <w:sz w:val="20"/>
+            <w:color w:val="0563C1"/>
+            <w:u w:val="single"/>
+          </w:rPr>
+          <w:t>新电梯网</w:t>
+        </w:r>
+      </w:hyperlink>
     </w:p>
     <w:p>
       <w:pPr>
@@ -832,7 +901,7 @@
           <w:color w:val="666666"/>
           <w:sz w:val="20"/>
         </w:rPr>
-        <w:t>日期：07-09</w:t>
+        <w:t>日期：07-06~07-09</w:t>
       </w:r>
     </w:p>
     <w:p>
@@ -844,7 +913,10 @@
           <w:b/>
           <w:sz w:val="22"/>
         </w:rPr>
-        <w:t>江苏泰州] 姜堰区37台国债支持老旧电梯改造完工，惠及2161户**</w:t>
+        <w:t>[创新模式]</w:t>
+      </w:r>
+      <w:r>
+        <w:t xml:space="preserve"> 杭州试水老旧小区加梯“按需付费”新模式，破解出资难</w:t>
       </w:r>
     </w:p>
     <w:p>
@@ -868,149 +940,7 @@
           <w:color w:val="666666"/>
           <w:sz w:val="20"/>
         </w:rPr>
-        <w:t>核心要点：国债资金项目落地见效，带动民生改善</w:t>
-      </w:r>
-    </w:p>
-    <w:p>
-      <w:pPr>
-        <w:ind w:left="720"/>
-      </w:pPr>
-      <w:r>
-        <w:rPr>
-          <w:color w:val="666666"/>
-          <w:sz w:val="20"/>
-        </w:rPr>
-        <w:t>来源：</w:t>
-      </w:r>
-      <w:hyperlink r:id="rId21">
-        <w:r>
-          <w:rPr>
-            <w:rFonts w:ascii="Microsoft YaHei" w:eastAsia="Microsoft YaHei"/>
-            <w:sz w:val="20"/>
-            <w:color w:val="0563C1"/>
-            <w:u w:val="single"/>
-          </w:rPr>
-          <w:t>新电梯网</w:t>
-        </w:r>
-      </w:hyperlink>
-    </w:p>
-    <w:p>
-      <w:pPr>
-        <w:ind w:left="720"/>
-      </w:pPr>
-      <w:r>
-        <w:rPr>
-          <w:color w:val="666666"/>
-          <w:sz w:val="20"/>
-        </w:rPr>
-        <w:t>日期：07-07</w:t>
-      </w:r>
-    </w:p>
-    <w:p>
-      <w:pPr>
-        <w:pStyle w:val="ListBullet"/>
-      </w:pPr>
-      <w:r>
-        <w:rPr>
-          <w:b/>
-          <w:sz w:val="22"/>
-        </w:rPr>
-        <w:t>浙江杭州] 老旧小区试水“按需付费”租赁式加梯新模式**</w:t>
-      </w:r>
-    </w:p>
-    <w:p>
-      <w:pPr>
-        <w:ind w:left="720"/>
-      </w:pPr>
-      <w:r>
-        <w:rPr>
-          <w:color w:val="666666"/>
-          <w:sz w:val="20"/>
-        </w:rPr>
-        <w:t>重要性：★★★★☆</w:t>
-      </w:r>
-    </w:p>
-    <w:p>
-      <w:pPr>
-        <w:ind w:left="720"/>
-      </w:pPr>
-      <w:r>
-        <w:rPr>
-          <w:color w:val="666666"/>
-          <w:sz w:val="20"/>
-        </w:rPr>
-        <w:t>核心要点：创新商业模式破解加装电梯资金筹措难，值得关注</w:t>
-      </w:r>
-    </w:p>
-    <w:p>
-      <w:pPr>
-        <w:ind w:left="720"/>
-      </w:pPr>
-      <w:r>
-        <w:rPr>
-          <w:color w:val="666666"/>
-          <w:sz w:val="20"/>
-        </w:rPr>
-        <w:t>来源：</w:t>
-      </w:r>
-      <w:hyperlink r:id="rId22">
-        <w:r>
-          <w:rPr>
-            <w:rFonts w:ascii="Microsoft YaHei" w:eastAsia="Microsoft YaHei"/>
-            <w:sz w:val="20"/>
-            <w:color w:val="0563C1"/>
-            <w:u w:val="single"/>
-          </w:rPr>
-          <w:t>新电梯网</w:t>
-        </w:r>
-      </w:hyperlink>
-    </w:p>
-    <w:p>
-      <w:pPr>
-        <w:ind w:left="720"/>
-      </w:pPr>
-      <w:r>
-        <w:rPr>
-          <w:color w:val="666666"/>
-          <w:sz w:val="20"/>
-        </w:rPr>
-        <w:t>日期：07-08</w:t>
-      </w:r>
-    </w:p>
-    <w:p>
-      <w:pPr>
-        <w:pStyle w:val="ListBullet"/>
-      </w:pPr>
-      <w:r>
-        <w:rPr>
-          <w:b/>
-          <w:sz w:val="22"/>
-        </w:rPr>
-        <w:t>河北] 搭建集中采购平台，提速老旧电梯更新惠民工程**</w:t>
-      </w:r>
-    </w:p>
-    <w:p>
-      <w:pPr>
-        <w:ind w:left="720"/>
-      </w:pPr>
-      <w:r>
-        <w:rPr>
-          <w:color w:val="666666"/>
-          <w:sz w:val="20"/>
-        </w:rPr>
-        <w:t>重要性：★★★★☆</w:t>
-      </w:r>
-    </w:p>
-    <w:p>
-      <w:pPr>
-        <w:ind w:left="720"/>
-      </w:pPr>
-      <w:r>
-        <w:rPr>
-          <w:color w:val="666666"/>
-          <w:sz w:val="20"/>
-        </w:rPr>
-        <w:t>核心要点：集采模式有望降低采购成本，提升更新效率</w:t>
+        <w:t>核心要点：租赁式加梯“谁用谁付钱”，为低楼层居民抵触、资金筹措难题提供新解法。</w:t>
       </w:r>
     </w:p>
     <w:p>
@@ -1057,7 +987,10 @@
           <w:b/>
           <w:sz w:val="22"/>
         </w:rPr>
-        <w:t>山西长治] 潞州区累计完成1077部电梯加装入户老旧小区**</w:t>
+        <w:t>[集采提速]</w:t>
+      </w:r>
+      <w:r>
+        <w:t xml:space="preserve"> 河北搭建集中采购平台，提速老旧电梯更新惠民工程</w:t>
       </w:r>
     </w:p>
     <w:p>
@@ -1081,7 +1014,7 @@
           <w:color w:val="666666"/>
           <w:sz w:val="20"/>
         </w:rPr>
-        <w:t>核心要点：大规模加装案例展示区域推进成效</w:t>
+        <w:t>核心要点：省级统一集采可降低采购成本、统一标准，为全国推广提供政策样本。</w:t>
       </w:r>
     </w:p>
     <w:p>
@@ -1128,7 +1061,10 @@
           <w:b/>
           <w:sz w:val="22"/>
         </w:rPr>
-        <w:t>山东滕州] 16部获国债支持老旧电梯更新改造全面施工**</w:t>
+        <w:t>[风险案例]</w:t>
+      </w:r>
+      <w:r>
+        <w:t xml:space="preserve"> 广州荔湾一老楼加梯停工近一年，涉事方承认挪用十余万工程款</w:t>
       </w:r>
     </w:p>
     <w:p>
@@ -1152,7 +1088,7 @@
           <w:color w:val="666666"/>
           <w:sz w:val="20"/>
         </w:rPr>
-        <w:t>核心要点：国债资金在地方层面的具体落地执行</w:t>
+        <w:t>核心要点：加装电梯资金监管与施工方信用问题突出，需强化业主资金共管与合同约束。</w:t>
       </w:r>
     </w:p>
     <w:p>
@@ -1187,15 +1123,7 @@
           <w:color w:val="666666"/>
           <w:sz w:val="20"/>
         </w:rPr>
-        <w:t>日期：07-06</w:t>
-      </w:r>
-    </w:p>
-    <w:p>
-      <w:pPr>
-        <w:pStyle w:val="Heading2"/>
-      </w:pPr>
-      <w:r>
-        <w:t>🏢 企业动态</w:t>
+        <w:t>日期：07-09</w:t>
       </w:r>
     </w:p>
     <w:p>
@@ -1207,7 +1135,10 @@
           <w:b/>
           <w:sz w:val="22"/>
         </w:rPr>
-        <w:t>康力电梯] 广州琶洲南TOD超级综合体项目选用康力电梯**</w:t>
+        <w:t>[国际认可]</w:t>
+      </w:r>
+      <w:r>
+        <w:t xml:space="preserve"> 西奥MOD165部加梯项目入选世界城市更新最佳实践案例</w:t>
       </w:r>
     </w:p>
     <w:p>
@@ -1231,7 +1162,7 @@
           <w:color w:val="666666"/>
           <w:sz w:val="20"/>
         </w:rPr>
-        <w:t>核心要点：头部企业中标地标性综合体，彰显高端市场竞争力</w:t>
+        <w:t>核心要点：中国老旧小区加装电梯模式获全球认可，展现中国方案的国际影响力。</w:t>
       </w:r>
     </w:p>
     <w:p>
@@ -1271,6 +1202,14 @@
     </w:p>
     <w:p>
       <w:pPr>
+        <w:pStyle w:val="Heading2"/>
+      </w:pPr>
+      <w:r>
+        <w:t>🏢 企业动态</w:t>
+      </w:r>
+    </w:p>
+    <w:p>
+      <w:pPr>
         <w:pStyle w:val="ListBullet"/>
       </w:pPr>
       <w:r>
@@ -1278,7 +1217,10 @@
           <w:b/>
           <w:sz w:val="22"/>
         </w:rPr>
-        <w:t>远大博林特] 俄罗斯车里雅宾斯克举办专场推介会，加速出海布局**</w:t>
+        <w:t>[品牌出海]</w:t>
+      </w:r>
+      <w:r>
+        <w:t xml:space="preserve"> 远大博林特在俄罗斯车里雅宾斯克举办专场推介会，聚焦安全智造</w:t>
       </w:r>
     </w:p>
     <w:p>
@@ -1302,7 +1244,7 @@
           <w:color w:val="666666"/>
           <w:sz w:val="20"/>
         </w:rPr>
-        <w:t>核心要点：中国电梯品牌深耕海外市场，聚焦安全与民生</w:t>
+        <w:t>核心要点：中国电梯品牌深耕海外市场，以安全和服务切入民生项目，拓展全球版图。</w:t>
       </w:r>
     </w:p>
     <w:p>
@@ -1349,7 +1291,10 @@
           <w:b/>
           <w:sz w:val="22"/>
         </w:rPr>
-        <w:t>康力电梯] 强势登陆央视新闻频道《每周质量报告》**</w:t>
+        <w:t>[品牌传播]</w:t>
+      </w:r>
+      <w:r>
+        <w:t xml:space="preserve"> 康力电梯登陆央视新闻频道《每周质量报告》，同时签约广州琶洲南TOD超级综合体</w:t>
       </w:r>
     </w:p>
     <w:p>
@@ -1373,7 +1318,7 @@
           <w:color w:val="666666"/>
           <w:sz w:val="20"/>
         </w:rPr>
-        <w:t>核心要点：品牌形象与产品质量获国家级媒体背书</w:t>
+        <w:t>核心要点：头部企业持续强化品牌与高端项目影响力，展现国产品牌在超高层、TOD领域的竞争力。</w:t>
       </w:r>
     </w:p>
     <w:p>
@@ -1398,6 +1343,24 @@
           <w:t>新电梯网</w:t>
         </w:r>
       </w:hyperlink>
+      <w:r>
+        <w:rPr>
+          <w:color w:val="666666"/>
+          <w:sz w:val="20"/>
+        </w:rPr>
+        <w:t>、</w:t>
+      </w:r>
+      <w:hyperlink r:id="rId29">
+        <w:r>
+          <w:rPr>
+            <w:rFonts w:ascii="Microsoft YaHei" w:eastAsia="Microsoft YaHei"/>
+            <w:sz w:val="20"/>
+            <w:color w:val="0563C1"/>
+            <w:u w:val="single"/>
+          </w:rPr>
+          <w:t>新电梯网</w:t>
+        </w:r>
+      </w:hyperlink>
     </w:p>
     <w:p>
       <w:pPr>
@@ -1408,7 +1371,7 @@
           <w:color w:val="666666"/>
           <w:sz w:val="20"/>
         </w:rPr>
-        <w:t>日期：07-06</w:t>
+        <w:t>日期：07-06~07-10</w:t>
       </w:r>
     </w:p>
     <w:p>
@@ -1428,7 +1391,10 @@
           <w:b/>
           <w:sz w:val="22"/>
         </w:rPr>
-        <w:t>安徽合肥] 地铁7号线“俄罗斯方块”主题扶梯走红网络**</w:t>
+        <w:t>[行业思考]</w:t>
+      </w:r>
+      <w:r>
+        <w:t xml:space="preserve"> 从安徽专项治理看电梯维保市场重构：行业需要的不是“反内卷”大会</w:t>
       </w:r>
     </w:p>
     <w:p>
@@ -1452,78 +1418,7 @@
           <w:color w:val="666666"/>
           <w:sz w:val="20"/>
         </w:rPr>
-        <w:t>核心要点：创意设计与公共交通场景结合，提升品牌传播力</w:t>
-      </w:r>
-    </w:p>
-    <w:p>
-      <w:pPr>
-        <w:ind w:left="720"/>
-      </w:pPr>
-      <w:r>
-        <w:rPr>
-          <w:color w:val="666666"/>
-          <w:sz w:val="20"/>
-        </w:rPr>
-        <w:t>来源：</w:t>
-      </w:r>
-      <w:hyperlink r:id="rId29">
-        <w:r>
-          <w:rPr>
-            <w:rFonts w:ascii="Microsoft YaHei" w:eastAsia="Microsoft YaHei"/>
-            <w:sz w:val="20"/>
-            <w:color w:val="0563C1"/>
-            <w:u w:val="single"/>
-          </w:rPr>
-          <w:t>新电梯网</w:t>
-        </w:r>
-      </w:hyperlink>
-    </w:p>
-    <w:p>
-      <w:pPr>
-        <w:ind w:left="720"/>
-      </w:pPr>
-      <w:r>
-        <w:rPr>
-          <w:color w:val="666666"/>
-          <w:sz w:val="20"/>
-        </w:rPr>
-        <w:t>日期：07-09</w:t>
-      </w:r>
-    </w:p>
-    <w:p>
-      <w:pPr>
-        <w:pStyle w:val="ListBullet"/>
-      </w:pPr>
-      <w:r>
-        <w:rPr>
-          <w:b/>
-          <w:sz w:val="22"/>
-        </w:rPr>
-        <w:t>行业观察] 从安徽专项治理谈电梯维保市场现实：行业需要市场重构而非“反内卷”大会**</w:t>
-      </w:r>
-    </w:p>
-    <w:p>
-      <w:pPr>
-        <w:ind w:left="720"/>
-      </w:pPr>
-      <w:r>
-        <w:rPr>
-          <w:color w:val="666666"/>
-          <w:sz w:val="20"/>
-        </w:rPr>
-        <w:t>重要性：★★★★☆</w:t>
-      </w:r>
-    </w:p>
-    <w:p>
-      <w:pPr>
-        <w:ind w:left="720"/>
-      </w:pPr>
-      <w:r>
-        <w:rPr>
-          <w:color w:val="666666"/>
-          <w:sz w:val="20"/>
-        </w:rPr>
-        <w:t>核心要点：维保低价竞争问题引反思，行业呼吁实质性改革</w:t>
+        <w:t>核心要点：维保低价竞争乱象亟待市场重构，呼吁从监管、标准、商业模式多维度破局。</w:t>
       </w:r>
     </w:p>
     <w:p>
@@ -1571,7 +1466,7 @@
     </w:p>
     <w:p>
       <w:r>
-        <w:t>本周行业呈现“安全高压、政策利好、改造加速”三重信号叠加。安全事故方面，山东、湖北接连发布安装及维保环节的伤亡事故报告，叠加多地极端天气安全提示，表明行业安全监管进入最严阶段，企业必须将安全合规置于首位。政策层面，TSG 08—2026 新规实施细节明确，无证改造等违规行为被高额处罚，进一步收紧了市场准入门槛。最值得关注的是，2000亿超长期特别国债资金已全部下达，江苏镇江、泰州等地批量更新项目迅速完工，河北推行集采模式，杭州试水“按需付费”租赁加装——老旧电梯更新改造市场正从政策驱动转向大规模落地执行，这是当前行业最大的增量机会。同时，远大博林特出海俄罗斯、康力电梯中标广州地标项目，显示头部企业正通过高端化和国际化两条路径寻求增长，而行业关于“反内卷”的讨论也折射出维保市场亟待结构性改革。</w:t>
+        <w:t>本周行业信息量巨大，核心信号清晰：**安全底线与老旧更新是当前两大主旋律**。山东、武汉的安装与维保事故调查报告接连公布，再次敲响生命警钟，夏季高温与台风天气下的应急管理成为刚性要求，TSG 08—2026新规的落地执行细节也已明确，各使用单位和维保单位务必对照自查整改。另一方面，2000亿国债资金全面下达，各地老旧电梯更新改造项目从“试点”进入“批量交付”阶段，镇江、泰州、滕州等地项目纷纷落地，杭州“按需付费”模式与河北集采平台的探索，为破解资金与协调难题提供了新思路。企业端，远大博林特出海俄罗斯、康力电梯签约超级综合体，国产品牌在高端市场与国际市场的竞争力持续提升。值得警惕的是，广州加梯工程款被挪用、青岛加梯停摆等负面案例，提醒行业在抢抓政策红利时，必须同步完善资金监管与施工方信用筛选机制。</w:t>
       </w:r>
     </w:p>
     <w:sectPr>
